--- a/templates/ขออนุมัติโครงการ/1. ขออนุมัติโครงการก่อสร้าง_template.docx
+++ b/templates/ขออนุมัติโครงการ/1. ขออนุมัติโครงการก่อสร้าง_template.docx
@@ -1403,7 +1403,27 @@
           <w:szCs w:val="32"/>
           <w:cs/>
         </w:rPr>
-        <w:t>1. ตามพระราชบัญญัติการจัดซื้อจัดจ้างและการบริหารพัสดุภาครัฐ พ.ศ. 2560 มาตรา 60             ก่อนดำเนินการจัดจ้างงานก่อสร้างตามวิธีการตามมาตรา 55 หน่วยงานของรัฐต้องจัดให้มีแบบรูปรายการงานก่อสร้างซึ่งหน่วยงานของรัฐจะดำเนินการจัดทำเอง หรือดำเนินการจัดจ้างตามหมวด 8 งานจ้างออกแบบหรือควบคุมงานก่อสร้าง ก็ได้</w:t>
+        <w:t>1. ตามพระราชบัญญัติการจัดซื้อจัดจ้างและการบริหารพัสดุภาครัฐ พ.ศ. 2560 มาตรา 60</w:t>
+      </w:r>
+      <w:r>
+        <w:rPr>
+          <w:rFonts w:ascii="TH SarabunIT๙" w:hAnsi="TH SarabunIT๙" w:cs="TH SarabunIT๙" w:hint="cs"/>
+          <w:color w:val="auto"/>
+          <w:sz w:val="32"/>
+          <w:szCs w:val="32"/>
+          <w:cs/>
+        </w:rPr>
+        <w:t xml:space="preserve"> </w:t>
+      </w:r>
+      <w:r>
+        <w:rPr>
+          <w:rFonts w:ascii="TH SarabunIT๙" w:hAnsi="TH SarabunIT๙" w:cs="TH SarabunIT๙"/>
+          <w:color w:val="auto"/>
+          <w:sz w:val="32"/>
+          <w:szCs w:val="32"/>
+          <w:cs/>
+        </w:rPr>
+        <w:t>ก่อนดำเนินการจัดจ้างงานก่อสร้างตามวิธีการตามมาตรา 55 หน่วยงานของรัฐต้องจัดให้มีแบบรูปรายการงานก่อสร้างซึ่งหน่วยงานของรัฐจะดำเนินการจัดทำเอง หรือดำเนินการจัดจ้างตามหมวด 8 งานจ้างออกแบบหรือควบคุมงานก่อสร้าง ก็ได้</w:t>
       </w:r>
     </w:p>
     <w:p>
@@ -1416,18 +1436,7 @@
           <w:color w:val="auto"/>
           <w:sz w:val="32"/>
           <w:szCs w:val="32"/>
-          <w:cs/>
-        </w:rPr>
-        <w:sectPr>
-          <w:headerReference w:type="default" r:id="rId9"/>
-          <w:footerReference w:type="default" r:id="rId10"/>
-          <w:footerReference w:type="first" r:id="rId11"/>
-          <w:pgSz w:w="11906" w:h="16838" w:code="9"/>
-          <w:pgMar w:top="1418" w:right="1134" w:bottom="1134" w:left="1701" w:header="709" w:footer="709" w:gutter="0"/>
-          <w:cols w:space="708"/>
-          <w:titlePg/>
-          <w:docGrid w:linePitch="360"/>
-        </w:sectPr>
+        </w:rPr>
       </w:pPr>
       <w:r>
         <w:rPr>
@@ -1458,6 +1467,16 @@
           <w:cs/>
         </w:rPr>
         <w:t>2. ตามระเบียบกระทรวงการคลัง ว่าด้วยการจัดซื้อจัดจ้างและการบริหารพัสดุภาครัฐ พ.ศ. 2560 หมวด 2 การซื้อหรือการจ้าง ส่วนที่ 2 กระบวนการซื้อหรือจ้าง ข้อ 21 วรรคสาม ในการจ้างก่อสร้าง ให้หัวหน้าหน่วยงานของรัฐแต่งตั้งคณะกรรมการขึ้นมาคณะหนึ่งหรือจะให้เจ้าหน้าที่หรือบุคคลใดบุคคลหนึ่ง</w:t>
+      </w:r>
+      <w:r>
+        <w:rPr>
+          <w:rFonts w:ascii="TH SarabunIT๙" w:hAnsi="TH SarabunIT๙" w:cs="TH SarabunIT๙"/>
+          <w:color w:val="auto"/>
+          <w:sz w:val="32"/>
+          <w:szCs w:val="32"/>
+          <w:cs/>
+        </w:rPr>
+        <w:t>จัดทำแบบรูปรายการงานก่อสร้าง หรือจะดำเนินการจ้างตามความในหมวด 4 งานจ้างออกแบบหรือควบคุมงานก่อสร้างก็ได้</w:t>
       </w:r>
     </w:p>
     <w:p>
@@ -1470,19 +1489,19 @@
           <w:color w:val="auto"/>
           <w:sz w:val="32"/>
           <w:szCs w:val="32"/>
-        </w:rPr>
+          <w:cs/>
+        </w:rPr>
+        <w:sectPr>
+          <w:headerReference w:type="default" r:id="rId9"/>
+          <w:footerReference w:type="default" r:id="rId10"/>
+          <w:footerReference w:type="first" r:id="rId11"/>
+          <w:pgSz w:w="11906" w:h="16838" w:code="9"/>
+          <w:pgMar w:top="851" w:right="1134" w:bottom="1134" w:left="1701" w:header="709" w:footer="709" w:gutter="0"/>
+          <w:cols w:space="708"/>
+          <w:titlePg/>
+          <w:docGrid w:linePitch="360"/>
+        </w:sectPr>
       </w:pPr>
-      <w:r>
-        <w:rPr>
-          <w:rFonts w:ascii="TH SarabunIT๙" w:hAnsi="TH SarabunIT๙" w:cs="TH SarabunIT๙"/>
-          <w:color w:val="auto"/>
-          <w:sz w:val="32"/>
-          <w:szCs w:val="32"/>
-          <w:cs/>
-        </w:rPr>
-        <w:lastRenderedPageBreak/>
-        <w:t>จัดทำแบบรูปรายการงานก่อสร้าง หรือจะดำเนินการจ้างตามความในหมวด 4 งานจ้างออกแบบหรือควบคุมงานก่อสร้างก็ได้</w:t>
-      </w:r>
     </w:p>
     <w:p>
       <w:pPr>
@@ -1504,6 +1523,7 @@
           <w:szCs w:val="32"/>
           <w:cs/>
         </w:rPr>
+        <w:lastRenderedPageBreak/>
         <w:tab/>
       </w:r>
       <w:r>
@@ -2047,27 +2067,7 @@
           <w:szCs w:val="32"/>
           <w:cs/>
         </w:rPr>
-        <w:t>องค์กรปกครองส่วนท้องถิ่นสามารถดำเนินการจัดทำแบบรูปรายการงานก่อสร้างเองได้</w:t>
-      </w:r>
-      <w:r>
-        <w:rPr>
-          <w:rFonts w:ascii="TH SarabunIT๙" w:hAnsi="TH SarabunIT๙" w:cs="TH SarabunIT๙"/>
-          <w:color w:val="auto"/>
-          <w:sz w:val="32"/>
-          <w:szCs w:val="32"/>
-          <w:cs/>
-        </w:rPr>
-        <w:t xml:space="preserve">          </w:t>
-      </w:r>
-      <w:r>
-        <w:rPr>
-          <w:rFonts w:ascii="TH SarabunIT๙" w:hAnsi="TH SarabunIT๙" w:cs="TH SarabunIT๙" w:hint="cs"/>
-          <w:color w:val="auto"/>
-          <w:sz w:val="32"/>
-          <w:szCs w:val="32"/>
-          <w:cs/>
-        </w:rPr>
-        <w:t>ตามมาตรา</w:t>
+        <w:t>องค์กรปกครองส่วนท้องถิ่นสามารถดำเนินการจัดทำแบบรูปรายการงานก่อสร้างเองได้ตามมาตรา</w:t>
       </w:r>
       <w:r>
         <w:rPr>
@@ -2197,7 +2197,7 @@
           <w:szCs w:val="32"/>
           <w:cs/>
         </w:rPr>
-        <w:t xml:space="preserve">          </w:t>
+        <w:br/>
       </w:r>
       <w:r>
         <w:rPr>
@@ -2237,7 +2237,17 @@
           <w:szCs w:val="32"/>
           <w:cs/>
         </w:rPr>
-        <w:t xml:space="preserve">             </w:t>
+        <w:t xml:space="preserve"> </w:t>
+      </w:r>
+      <w:r>
+        <w:rPr>
+          <w:rFonts w:ascii="TH SarabunIT๙" w:hAnsi="TH SarabunIT๙" w:cs="TH SarabunIT๙"/>
+          <w:color w:val="auto"/>
+          <w:sz w:val="32"/>
+          <w:szCs w:val="32"/>
+          <w:cs/>
+        </w:rPr>
+        <w:br/>
       </w:r>
       <w:r>
         <w:rPr>
@@ -2541,6 +2551,16 @@
           <w:cs/>
         </w:rPr>
         <w:t xml:space="preserve"> </w:t>
+      </w:r>
+      <w:r>
+        <w:rPr>
+          <w:rFonts w:ascii="TH SarabunIT๙" w:hAnsi="TH SarabunIT๙" w:cs="TH SarabunIT๙"/>
+          <w:color w:val="auto"/>
+          <w:sz w:val="32"/>
+          <w:szCs w:val="32"/>
+          <w:cs/>
+        </w:rPr>
+        <w:br/>
       </w:r>
       <w:r>
         <w:rPr>
@@ -3005,7 +3025,7 @@
         <w:ind w:right="-1"/>
         <w:jc w:val="center"/>
         <w:rPr>
-          <w:rFonts w:ascii="TH SarabunIT๙" w:hAnsi="TH SarabunIT๙" w:cs="TH SarabunIT๙" w:hint="cs"/>
+          <w:rFonts w:ascii="TH SarabunIT๙" w:hAnsi="TH SarabunIT๙" w:cs="TH SarabunIT๙"/>
           <w:sz w:val="32"/>
           <w:szCs w:val="32"/>
         </w:rPr>
@@ -3242,7 +3262,7 @@
               <w:ind w:right="-1"/>
               <w:jc w:val="center"/>
               <w:rPr>
-                <w:rFonts w:ascii="TH SarabunIT๙" w:hAnsi="TH SarabunIT๙" w:cs="TH SarabunIT๙" w:hint="cs"/>
+                <w:rFonts w:ascii="TH SarabunIT๙" w:hAnsi="TH SarabunIT๙" w:cs="TH SarabunIT๙"/>
                 <w:sz w:val="32"/>
                 <w:szCs w:val="32"/>
                 <w:cs/>
@@ -3345,7 +3365,7 @@
               <w:ind w:right="-1"/>
               <w:jc w:val="center"/>
               <w:rPr>
-                <w:rFonts w:ascii="TH SarabunPSK" w:hAnsi="TH SarabunPSK" w:cs="TH SarabunPSK" w:hint="cs"/>
+                <w:rFonts w:ascii="TH SarabunPSK" w:hAnsi="TH SarabunPSK" w:cs="TH SarabunPSK"/>
                 <w:snapToGrid w:val="0"/>
                 <w:sz w:val="32"/>
                 <w:szCs w:val="32"/>
@@ -3404,7 +3424,7 @@
             <w:pPr>
               <w:ind w:right="-1"/>
               <w:rPr>
-                <w:rFonts w:ascii="TH SarabunPSK" w:hAnsi="TH SarabunPSK" w:cs="TH SarabunPSK" w:hint="cs"/>
+                <w:rFonts w:ascii="TH SarabunPSK" w:hAnsi="TH SarabunPSK" w:cs="TH SarabunPSK"/>
                 <w:snapToGrid w:val="0"/>
                 <w:sz w:val="32"/>
                 <w:szCs w:val="32"/>
@@ -3444,7 +3464,7 @@
               <w:ind w:right="-1"/>
               <w:jc w:val="center"/>
               <w:rPr>
-                <w:rFonts w:ascii="TH SarabunIT๙" w:hAnsi="TH SarabunIT๙" w:cs="TH SarabunIT๙" w:hint="cs"/>
+                <w:rFonts w:ascii="TH SarabunIT๙" w:hAnsi="TH SarabunIT๙" w:cs="TH SarabunIT๙"/>
                 <w:sz w:val="32"/>
                 <w:szCs w:val="32"/>
                 <w:cs/>
@@ -3475,7 +3495,7 @@
               <w:spacing w:line="276" w:lineRule="auto"/>
               <w:suppressOverlap/>
               <w:rPr>
-                <w:rFonts w:ascii="TH SarabunPSK" w:hAnsi="TH SarabunPSK" w:cs="TH SarabunPSK" w:hint="cs"/>
+                <w:rFonts w:ascii="TH SarabunPSK" w:hAnsi="TH SarabunPSK" w:cs="TH SarabunPSK"/>
                 <w:snapToGrid w:val="0"/>
                 <w:sz w:val="32"/>
                 <w:szCs w:val="32"/>
@@ -3515,7 +3535,7 @@
               <w:ind w:right="-1"/>
               <w:jc w:val="center"/>
               <w:rPr>
-                <w:rFonts w:ascii="TH SarabunPSK" w:hAnsi="TH SarabunPSK" w:cs="TH SarabunPSK" w:hint="cs"/>
+                <w:rFonts w:ascii="TH SarabunPSK" w:hAnsi="TH SarabunPSK" w:cs="TH SarabunPSK"/>
                 <w:snapToGrid w:val="0"/>
                 <w:sz w:val="32"/>
                 <w:szCs w:val="32"/>
@@ -3537,7 +3557,7 @@
               <w:spacing w:line="276" w:lineRule="auto"/>
               <w:suppressOverlap/>
               <w:rPr>
-                <w:rFonts w:ascii="TH SarabunPSK" w:hAnsi="TH SarabunPSK" w:cs="TH SarabunPSK" w:hint="cs"/>
+                <w:rFonts w:ascii="TH SarabunPSK" w:hAnsi="TH SarabunPSK" w:cs="TH SarabunPSK"/>
                 <w:snapToGrid w:val="0"/>
                 <w:sz w:val="32"/>
                 <w:szCs w:val="32"/>
@@ -3556,7 +3576,7 @@
               <w:ind w:right="-1"/>
               <w:jc w:val="center"/>
               <w:rPr>
-                <w:rFonts w:ascii="TH SarabunPSK" w:hAnsi="TH SarabunPSK" w:cs="TH SarabunPSK" w:hint="cs"/>
+                <w:rFonts w:ascii="TH SarabunPSK" w:hAnsi="TH SarabunPSK" w:cs="TH SarabunPSK"/>
                 <w:snapToGrid w:val="0"/>
                 <w:sz w:val="32"/>
                 <w:szCs w:val="32"/>
@@ -3579,7 +3599,7 @@
               <w:suppressOverlap/>
               <w:jc w:val="center"/>
               <w:rPr>
-                <w:rFonts w:ascii="TH SarabunPSK" w:hAnsi="TH SarabunPSK" w:cs="TH SarabunPSK" w:hint="cs"/>
+                <w:rFonts w:ascii="TH SarabunPSK" w:hAnsi="TH SarabunPSK" w:cs="TH SarabunPSK"/>
                 <w:snapToGrid w:val="0"/>
                 <w:sz w:val="32"/>
                 <w:szCs w:val="32"/>
@@ -3631,7 +3651,7 @@
               <w:ind w:right="-1"/>
               <w:jc w:val="center"/>
               <w:rPr>
-                <w:rFonts w:ascii="TH SarabunPSK" w:hAnsi="TH SarabunPSK" w:cs="TH SarabunPSK" w:hint="cs"/>
+                <w:rFonts w:ascii="TH SarabunPSK" w:hAnsi="TH SarabunPSK" w:cs="TH SarabunPSK"/>
                 <w:snapToGrid w:val="0"/>
                 <w:sz w:val="32"/>
                 <w:szCs w:val="32"/>
@@ -3651,7 +3671,6 @@
             <w:pPr>
               <w:jc w:val="center"/>
               <w:rPr>
-                <w:rFonts w:hint="cs"/>
                 <w:cs/>
               </w:rPr>
             </w:pPr>
@@ -3699,7 +3718,7 @@
               <w:ind w:right="-1"/>
               <w:jc w:val="center"/>
               <w:rPr>
-                <w:rFonts w:ascii="TH SarabunPSK" w:hAnsi="TH SarabunPSK" w:cs="TH SarabunPSK" w:hint="cs"/>
+                <w:rFonts w:ascii="TH SarabunPSK" w:hAnsi="TH SarabunPSK" w:cs="TH SarabunPSK"/>
                 <w:snapToGrid w:val="0"/>
                 <w:sz w:val="32"/>
                 <w:szCs w:val="32"/>
@@ -3810,7 +3829,16 @@
         <w:szCs w:val="32"/>
         <w:cs/>
       </w:rPr>
-      <w:t>จัดทำแบบ...</w:t>
+      <w:t>ตามหนังสือ</w:t>
+    </w:r>
+    <w:r>
+      <w:rPr>
+        <w:rFonts w:ascii="TH SarabunIT๙" w:hAnsi="TH SarabunIT๙" w:cs="TH SarabunIT๙" w:hint="cs"/>
+        <w:sz w:val="28"/>
+        <w:szCs w:val="32"/>
+        <w:cs/>
+      </w:rPr>
+      <w:t>...</w:t>
     </w:r>
   </w:p>
 </w:ftr>
